--- a/Assignments/Week5_Assignment.docx
+++ b/Assignments/Week5_Assignment.docx
@@ -1,6 +1,6 @@
 
 <file path=word/document.xml><?xml version="1.0" encoding="utf-8"?>
-<w:document xmlns:wpc="http://schemas.microsoft.com/office/word/2010/wordprocessingCanvas" xmlns:mc="http://schemas.openxmlformats.org/markup-compatibility/2006" xmlns:o="urn:schemas-microsoft-com:office:office" xmlns:r="http://schemas.openxmlformats.org/officeDocument/2006/relationships" xmlns:m="http://schemas.openxmlformats.org/officeDocument/2006/math" xmlns:v="urn:schemas-microsoft-com:vml" xmlns:wp14="http://schemas.microsoft.com/office/word/2010/wordprocessingDrawing" xmlns:wp="http://schemas.openxmlformats.org/drawingml/2006/wordprocessingDrawing" xmlns:w10="urn:schemas-microsoft-com:office:word" xmlns:w="http://schemas.openxmlformats.org/wordprocessingml/2006/main" xmlns:w14="http://schemas.microsoft.com/office/word/2010/wordml" xmlns:w15="http://schemas.microsoft.com/office/word/2012/wordml" xmlns:wpg="http://schemas.microsoft.com/office/word/2010/wordprocessingGroup" xmlns:wpi="http://schemas.microsoft.com/office/word/2010/wordprocessingInk" xmlns:wne="http://schemas.microsoft.com/office/word/2006/wordml" xmlns:wps="http://schemas.microsoft.com/office/word/2010/wordprocessingShape" xmlns:cx="http://schemas.microsoft.com/office/drawing/2014/chartex" xmlns:cx1="http://schemas.microsoft.com/office/drawing/2015/9/8/chartex" xmlns:cx2="http://schemas.microsoft.com/office/drawing/2015/10/21/chartex" xmlns:cx3="http://schemas.microsoft.com/office/drawing/2016/5/9/chartex" xmlns:cx4="http://schemas.microsoft.com/office/drawing/2016/5/10/chartex" xmlns:cx5="http://schemas.microsoft.com/office/drawing/2016/5/11/chartex" xmlns:cx6="http://schemas.microsoft.com/office/drawing/2016/5/12/chartex" xmlns:cx7="http://schemas.microsoft.com/office/drawing/2016/5/13/chartex" xmlns:cx8="http://schemas.microsoft.com/office/drawing/2016/5/14/chartex" xmlns:aink="http://schemas.microsoft.com/office/drawing/2016/ink" xmlns:am3d="http://schemas.microsoft.com/office/drawing/2017/model3d" xmlns:w16cex="http://schemas.microsoft.com/office/word/2018/wordml/cex" xmlns:w16cid="http://schemas.microsoft.com/office/word/2016/wordml/cid" xmlns:w16="http://schemas.microsoft.com/office/word/2018/wordml" xmlns:w16sdtdh="http://schemas.microsoft.com/office/word/2020/wordml/sdtdatahash" xmlns:w16se="http://schemas.microsoft.com/office/word/2015/wordml/symex" mc:Ignorable="w14 w15 wp14">
+<w:document xmlns:wpc="http://schemas.microsoft.com/office/word/2010/wordprocessingCanvas" xmlns:cx="http://schemas.microsoft.com/office/drawing/2014/chartex" xmlns:cx1="http://schemas.microsoft.com/office/drawing/2015/9/8/chartex" xmlns:cx2="http://schemas.microsoft.com/office/drawing/2015/10/21/chartex" xmlns:cx3="http://schemas.microsoft.com/office/drawing/2016/5/9/chartex" xmlns:cx4="http://schemas.microsoft.com/office/drawing/2016/5/10/chartex" xmlns:cx5="http://schemas.microsoft.com/office/drawing/2016/5/11/chartex" xmlns:cx6="http://schemas.microsoft.com/office/drawing/2016/5/12/chartex" xmlns:cx7="http://schemas.microsoft.com/office/drawing/2016/5/13/chartex" xmlns:cx8="http://schemas.microsoft.com/office/drawing/2016/5/14/chartex" xmlns:mc="http://schemas.openxmlformats.org/markup-compatibility/2006" xmlns:aink="http://schemas.microsoft.com/office/drawing/2016/ink" xmlns:am3d="http://schemas.microsoft.com/office/drawing/2017/model3d" xmlns:o="urn:schemas-microsoft-com:office:office" xmlns:oel="http://schemas.microsoft.com/office/2019/extlst" xmlns:r="http://schemas.openxmlformats.org/officeDocument/2006/relationships" xmlns:m="http://schemas.openxmlformats.org/officeDocument/2006/math" xmlns:v="urn:schemas-microsoft-com:vml" xmlns:wp14="http://schemas.microsoft.com/office/word/2010/wordprocessingDrawing" xmlns:wp="http://schemas.openxmlformats.org/drawingml/2006/wordprocessingDrawing" xmlns:w10="urn:schemas-microsoft-com:office:word" xmlns:w="http://schemas.openxmlformats.org/wordprocessingml/2006/main" xmlns:w14="http://schemas.microsoft.com/office/word/2010/wordml" xmlns:w15="http://schemas.microsoft.com/office/word/2012/wordml" xmlns:w16cex="http://schemas.microsoft.com/office/word/2018/wordml/cex" xmlns:w16cid="http://schemas.microsoft.com/office/word/2016/wordml/cid" xmlns:w16="http://schemas.microsoft.com/office/word/2018/wordml" xmlns:w16du="http://schemas.microsoft.com/office/word/2023/wordml/word16du" xmlns:w16sdtdh="http://schemas.microsoft.com/office/word/2020/wordml/sdtdatahash" xmlns:w16sdtfl="http://schemas.microsoft.com/office/word/2024/wordml/sdtformatlock" xmlns:w16se="http://schemas.microsoft.com/office/word/2015/wordml/symex" xmlns:wpg="http://schemas.microsoft.com/office/word/2010/wordprocessingGroup" xmlns:wpi="http://schemas.microsoft.com/office/word/2010/wordprocessingInk" xmlns:wne="http://schemas.microsoft.com/office/word/2006/wordml" xmlns:wps="http://schemas.microsoft.com/office/word/2010/wordprocessingShape" mc:Ignorable="w14 w15 w16se w16cid w16 w16cex w16sdtdh w16sdtfl w16du wp14">
   <w:body>
     <w:p>
       <w:pPr>
@@ -9,294 +9,416 @@
         </w:pBdr>
         <w:spacing w:after="120"/>
         <w:rPr>
+          <w:sz w:val="21"/>
+          <w:szCs w:val="21"/>
+        </w:rPr>
+      </w:pPr>
+      <w:r>
+        <w:rPr>
+          <w:i/>
+          <w:iCs/>
+          <w:color w:val="666666"/>
+          <w:sz w:val="16"/>
+          <w:szCs w:val="16"/>
+        </w:rPr>
+        <w:t>MGMT298D: Science and Strategy of AI | UCLA Anderson</w:t>
+      </w:r>
+    </w:p>
+    <w:p>
+      <w:pPr>
+        <w:pStyle w:val="Heading1"/>
+        <w:rPr>
+          <w:sz w:val="28"/>
+          <w:szCs w:val="28"/>
+        </w:rPr>
+      </w:pPr>
+      <w:r>
+        <w:rPr>
+          <w:b w:val="0"/>
+          <w:bCs w:val="0"/>
+          <w:i/>
+          <w:iCs/>
+          <w:color w:val="000000" w:themeColor="text1"/>
           <w:sz w:val="22"/>
           <w:szCs w:val="22"/>
         </w:rPr>
-      </w:pPr>
+        <w:t>Assignment 5</w:t>
+      </w:r>
       <w:r>
         <w:rPr>
+          <w:sz w:val="32"/>
+          <w:szCs w:val="32"/>
+        </w:rPr>
+        <w:br/>
+        <w:t>Convolutional Neural Networks</w:t>
+        <w:br/>
+      </w:r>
+      <w:r>
+        <w:rPr>
+          <w:b w:val="0"/>
+          <w:bCs w:val="0"/>
           <w:i/>
           <w:iCs/>
-          <w:sz w:val="18"/>
-          <w:szCs w:val="18"/>
-          <w:color w:val="666666"/>
-        </w:rPr>
-        <w:t xml:space="preserve">MGMT298D: Science and Strategy of AI | UCLA Anderson</w:t>
+          <w:color w:val="000000" w:themeColor="text1"/>
+          <w:sz w:val="24"/>
+          <w:szCs w:val="24"/>
+        </w:rPr>
+        <w:t>Animal Image Classification</w:t>
       </w:r>
     </w:p>
     <w:p>
       <w:pPr>
-        <w:pStyle w:val="Heading1"/>
-        <w:rPr>
-          <w:sz w:val="32"/>
-          <w:szCs w:val="32"/>
-        </w:rPr>
-      </w:pPr>
-      <w:r>
-        <w:t xml:space="preserve">CNNs and Transfer Learning: Image Classification</w:t>
-      </w:r>
-    </w:p>
-    <w:p>
-      <w:pPr>
-        <w:spacing w:after="360" w:before="60"/>
+        <w:spacing w:after="0"/>
         <w:rPr>
           <w:sz w:val="22"/>
           <w:szCs w:val="22"/>
         </w:rPr>
       </w:pPr>
+    </w:p>
+    <w:p>
+      <w:pPr>
+        <w:pStyle w:val="Heading3"/>
+        <w:rPr>
+          <w:sz w:val="20"/>
+          <w:szCs w:val="20"/>
+        </w:rPr>
+      </w:pPr>
       <w:r>
         <w:rPr>
-          <w:sz w:val="21"/>
-          <w:szCs w:val="21"/>
-          <w:color w:val="666666"/>
-          <w:i/>
-          <w:iCs/>
-        </w:rPr>
-        <w:t xml:space="preserve">Week 6</w:t>
+          <w:sz w:val="20"/>
+          <w:szCs w:val="20"/>
+        </w:rPr>
+        <w:t xml:space="preserve">Instructions. </w:t>
       </w:r>
+      <w:r>
+        <w:rPr>
+          <w:b w:val="0"/>
+          <w:bCs w:val="0"/>
+          <w:color w:val="000000" w:themeColor="text1"/>
+          <w:sz w:val="20"/>
+          <w:szCs w:val="20"/>
+        </w:rPr>
+        <w:t xml:space="preserve">This assignment focuses on image classification using convolutional neural networks. Explore the </w:t>
+      </w:r>
+      <w:hyperlink r:id="rId5" w:history="1">
+        <w:r>
+          <w:rPr>
+            <w:rStyle w:val="Hyperlink"/>
+            <w:b w:val="0"/>
+            <w:bCs w:val="0"/>
+            <w:sz w:val="20"/>
+            <w:szCs w:val="20"/>
+          </w:rPr>
+          <w:t>Week 5 web app</w:t>
+        </w:r>
+      </w:hyperlink>
+      <w:r>
+        <w:rPr>
+          <w:b w:val="0"/>
+          <w:bCs w:val="0"/>
+          <w:color w:val="000000" w:themeColor="text1"/>
+          <w:sz w:val="20"/>
+          <w:szCs w:val="20"/>
+        </w:rPr>
+        <w:t xml:space="preserve"> and answer the questions below. Stick to 3 sentences maximum per question. Upload your responses to BruinLearn as a PDF by the end of the day (11:59pm PT).</w:t>
+      </w:r>
     </w:p>
     <w:p>
       <w:pPr>
         <w:spacing w:after="0"/>
-      </w:pPr>
-    </w:p>
-    <w:p>
-      <w:pPr>
-        <w:pStyle w:val="Heading2"/>
-        <w:rPr>
-          <w:sz w:val="24"/>
-          <w:szCs w:val="24"/>
-        </w:rPr>
-      </w:pPr>
-      <w:r>
-        <w:rPr>
-          <w:sz w:val="24"/>
-          <w:szCs w:val="24"/>
-        </w:rPr>
-        <w:t xml:space="preserve">Instructions</w:t>
-      </w:r>
-    </w:p>
-    <w:p>
-      <w:pPr>
-        <w:spacing w:after="200"/>
         <w:rPr>
           <w:sz w:val="22"/>
           <w:szCs w:val="22"/>
         </w:rPr>
       </w:pPr>
+    </w:p>
+    <w:p>
+      <w:pPr>
+        <w:spacing w:after="0"/>
+        <w:rPr>
+          <w:sz w:val="20"/>
+          <w:szCs w:val="20"/>
+        </w:rPr>
+      </w:pPr>
+    </w:p>
+    <w:p>
+      <w:pPr>
+        <w:pStyle w:val="Heading3"/>
+        <w:rPr>
+          <w:b w:val="0"/>
+          <w:bCs w:val="0"/>
+          <w:color w:val="000000" w:themeColor="text1"/>
+          <w:sz w:val="20"/>
+          <w:szCs w:val="20"/>
+        </w:rPr>
+      </w:pPr>
       <w:r>
         <w:rPr>
-          <w:sz w:val="22"/>
-          <w:szCs w:val="22"/>
-        </w:rPr>
-        <w:t xml:space="preserve">Build models using the Week 6 web application and answer the following questions. Upload your completed assignment to BruinLearn.</w:t>
+          <w:sz w:val="20"/>
+          <w:szCs w:val="20"/>
+        </w:rPr>
+        <w:t xml:space="preserve">Question 1. </w:t>
       </w:r>
-    </w:p>
-    <w:p>
-      <w:pPr>
-        <w:spacing w:after="0"/>
-      </w:pPr>
-    </w:p>
-    <w:p>
-      <w:pPr>
-        <w:pStyle w:val="Heading2"/>
-        <w:rPr>
-          <w:sz w:val="24"/>
-          <w:szCs w:val="24"/>
-        </w:rPr>
-      </w:pPr>
       <w:r>
         <w:rPr>
-          <w:sz w:val="24"/>
-          <w:szCs w:val="24"/>
-        </w:rPr>
-        <w:t xml:space="preserve">Questions</w:t>
+          <w:b w:val="0"/>
+          <w:bCs w:val="0"/>
+          <w:color w:val="000000" w:themeColor="text1"/>
+          <w:sz w:val="20"/>
+          <w:szCs w:val="20"/>
+        </w:rPr>
+        <w:t>In the CNN Builder tab, train two models using 300 samples and 10 epochs: one with 1 convolutional block and one with 4 convolutional blocks, keeping all other settings at their defaults (32 filters, 3×3 kernel, max pooling). Report the test accuracy for both. What does the difference tell you about how depth affects a CNN’s ability to learn image features?</w:t>
       </w:r>
     </w:p>
     <w:p>
       <w:pPr>
+        <w:rPr>
+          <w:sz w:val="20"/>
+          <w:szCs w:val="20"/>
+        </w:rPr>
+      </w:pPr>
+    </w:p>
+    <w:p>
+      <w:pPr>
+        <w:rPr>
+          <w:sz w:val="20"/>
+          <w:szCs w:val="20"/>
+        </w:rPr>
+      </w:pPr>
+    </w:p>
+    <w:p>
+      <w:pPr>
+        <w:rPr>
+          <w:sz w:val="20"/>
+          <w:szCs w:val="20"/>
+        </w:rPr>
+      </w:pPr>
+    </w:p>
+    <w:p>
+      <w:pPr>
+        <w:rPr>
+          <w:sz w:val="20"/>
+          <w:szCs w:val="20"/>
+        </w:rPr>
+      </w:pPr>
+    </w:p>
+    <w:p>
+      <w:pPr>
+        <w:rPr>
+          <w:sz w:val="20"/>
+          <w:szCs w:val="20"/>
+        </w:rPr>
+      </w:pPr>
+    </w:p>
+    <w:p>
+      <w:pPr>
         <w:pStyle w:val="Heading3"/>
         <w:rPr>
-          <w:sz w:val="22"/>
-          <w:szCs w:val="22"/>
+          <w:b w:val="0"/>
+          <w:bCs w:val="0"/>
+          <w:color w:val="000000" w:themeColor="text1"/>
+          <w:sz w:val="20"/>
+          <w:szCs w:val="20"/>
         </w:rPr>
       </w:pPr>
       <w:r>
         <w:rPr>
-          <w:sz w:val="22"/>
-          <w:szCs w:val="22"/>
-        </w:rPr>
-        <w:t xml:space="preserve">Question 1</w:t>
+          <w:sz w:val="20"/>
+          <w:szCs w:val="20"/>
+        </w:rPr>
+        <w:t xml:space="preserve">Question 2. </w:t>
       </w:r>
-    </w:p>
-    <w:p>
-      <w:pPr>
-        <w:spacing w:after="200"/>
-        <w:rPr>
-          <w:sz w:val="22"/>
-          <w:szCs w:val="22"/>
-        </w:rPr>
-      </w:pPr>
       <w:r>
         <w:rPr>
-          <w:sz w:val="22"/>
-          <w:szCs w:val="22"/>
-        </w:rPr>
-        <w:t xml:space="preserve">Train a simple CNN from scratch and report the test accuracy. Then use a pre-trained model (e.g., ResNet or VGG) with transfer learning and report the test accuracy. What performance gain does transfer learning provide, and why?</w:t>
+          <w:b w:val="0"/>
+          <w:bCs w:val="0"/>
+          <w:color w:val="000000" w:themeColor="text1"/>
+          <w:sz w:val="20"/>
+          <w:szCs w:val="20"/>
+        </w:rPr>
+        <w:t>Using 2 convolutional blocks, 10 epochs, and 300 samples, train three models varying only the number of filters: 16, 32, and 64. Report the test accuracy for each. Describe the tradeoff between using more filters and model performance — is bigger always better?</w:t>
       </w:r>
     </w:p>
     <w:p>
       <w:pPr>
+        <w:rPr>
+          <w:sz w:val="20"/>
+          <w:szCs w:val="20"/>
+        </w:rPr>
+      </w:pPr>
+    </w:p>
+    <w:p>
+      <w:pPr>
+        <w:rPr>
+          <w:sz w:val="20"/>
+          <w:szCs w:val="20"/>
+        </w:rPr>
+      </w:pPr>
+    </w:p>
+    <w:p>
+      <w:pPr>
+        <w:rPr>
+          <w:sz w:val="20"/>
+          <w:szCs w:val="20"/>
+        </w:rPr>
+      </w:pPr>
+    </w:p>
+    <w:p>
+      <w:pPr>
+        <w:rPr>
+          <w:sz w:val="20"/>
+          <w:szCs w:val="20"/>
+        </w:rPr>
+      </w:pPr>
+    </w:p>
+    <w:p>
+      <w:pPr>
+        <w:rPr>
+          <w:sz w:val="20"/>
+          <w:szCs w:val="20"/>
+        </w:rPr>
+      </w:pPr>
+    </w:p>
+    <w:p>
+      <w:pPr>
+        <w:rPr>
+          <w:sz w:val="20"/>
+          <w:szCs w:val="20"/>
+        </w:rPr>
+      </w:pPr>
+    </w:p>
+    <w:p>
+      <w:pPr>
         <w:pStyle w:val="Heading3"/>
         <w:rPr>
-          <w:sz w:val="22"/>
-          <w:szCs w:val="22"/>
+          <w:b w:val="0"/>
+          <w:bCs w:val="0"/>
+          <w:color w:val="000000" w:themeColor="text1"/>
+          <w:sz w:val="20"/>
+          <w:szCs w:val="20"/>
         </w:rPr>
       </w:pPr>
       <w:r>
         <w:rPr>
-          <w:sz w:val="22"/>
-          <w:szCs w:val="22"/>
-        </w:rPr>
-        <w:t xml:space="preserve">Question 2</w:t>
+          <w:sz w:val="20"/>
+          <w:szCs w:val="20"/>
+        </w:rPr>
+        <w:lastRenderedPageBreak/>
+        <w:t xml:space="preserve">Question 3. </w:t>
       </w:r>
-    </w:p>
-    <w:p>
-      <w:pPr>
-        <w:spacing w:after="200"/>
-        <w:rPr>
-          <w:sz w:val="22"/>
-          <w:szCs w:val="22"/>
-        </w:rPr>
-      </w:pPr>
       <w:r>
         <w:rPr>
-          <w:sz w:val="22"/>
-          <w:szCs w:val="22"/>
-        </w:rPr>
-        <w:t xml:space="preserve">When using transfer learning, compare (1) freezing all pre-trained layers versus (2) fine-tuning the last few layers. Report test accuracy for both approaches. When would you choose one strategy over the other?</w:t>
+          <w:b w:val="0"/>
+          <w:bCs w:val="0"/>
+          <w:color w:val="000000" w:themeColor="text1"/>
+          <w:sz w:val="20"/>
+          <w:szCs w:val="20"/>
+        </w:rPr>
+        <w:t>Switch to the Transfer Learning tab. Train MobileNetV2 in “Feature Extraction” mode (all pre-trained layers frozen) using 300 samples. Then switch to “Fine-Tuning” mode and train again with the same sample count. Compare the test accuracy of both approaches to your best scratch-built CNN from Questions 1 and 2. What does this tell you about the value of pre-trained image features?</w:t>
       </w:r>
     </w:p>
     <w:p>
       <w:pPr>
+        <w:rPr>
+          <w:sz w:val="20"/>
+          <w:szCs w:val="20"/>
+        </w:rPr>
+      </w:pPr>
+    </w:p>
+    <w:p>
+      <w:pPr>
+        <w:rPr>
+          <w:sz w:val="20"/>
+          <w:szCs w:val="20"/>
+        </w:rPr>
+      </w:pPr>
+    </w:p>
+    <w:p>
+      <w:pPr>
+        <w:rPr>
+          <w:sz w:val="20"/>
+          <w:szCs w:val="20"/>
+        </w:rPr>
+      </w:pPr>
+    </w:p>
+    <w:p>
+      <w:pPr>
+        <w:rPr>
+          <w:sz w:val="20"/>
+          <w:szCs w:val="20"/>
+        </w:rPr>
+      </w:pPr>
+    </w:p>
+    <w:p>
+      <w:pPr>
+        <w:rPr>
+          <w:sz w:val="20"/>
+          <w:szCs w:val="20"/>
+        </w:rPr>
+      </w:pPr>
+    </w:p>
+    <w:p>
+      <w:pPr>
         <w:pStyle w:val="Heading3"/>
         <w:rPr>
-          <w:sz w:val="22"/>
-          <w:szCs w:val="22"/>
+          <w:b w:val="0"/>
+          <w:bCs w:val="0"/>
+          <w:color w:val="000000" w:themeColor="text1"/>
+          <w:sz w:val="20"/>
+          <w:szCs w:val="20"/>
         </w:rPr>
       </w:pPr>
       <w:r>
         <w:rPr>
-          <w:sz w:val="22"/>
-          <w:szCs w:val="22"/>
-        </w:rPr>
-        <w:t xml:space="preserve">Question 3</w:t>
+          <w:sz w:val="20"/>
+          <w:szCs w:val="20"/>
+        </w:rPr>
+        <w:t xml:space="preserve">Question 4. </w:t>
       </w:r>
-    </w:p>
-    <w:p>
-      <w:pPr>
-        <w:spacing w:after="200"/>
-        <w:rPr>
-          <w:sz w:val="22"/>
-          <w:szCs w:val="22"/>
-        </w:rPr>
-      </w:pPr>
       <w:r>
         <w:rPr>
-          <w:sz w:val="22"/>
-          <w:szCs w:val="22"/>
-        </w:rPr>
-        <w:t xml:space="preserve">Experiment with different numbers of convolutional layers in a custom CNN (e.g., 2 layers vs. 4 layers). Report test accuracy and training time. What is the tradeoff between model complexity and performance?</w:t>
+          <w:b w:val="0"/>
+          <w:bCs w:val="0"/>
+          <w:color w:val="000000" w:themeColor="text1"/>
+          <w:sz w:val="20"/>
+          <w:szCs w:val="20"/>
+        </w:rPr>
+        <w:t>A birding nonprofit is building an app to help volunteers identify three North American woodpecker species (Downy, Hairy, and Pileated) from field photos. The challenge: male and female Downy and Hairy woodpeckers look nearly identical except for a small patch of red on the male’s head, and volunteers photograph birds from varying distances and angles. The group has around 500 labeled photos. Based on your results in this assignment, would you recommend training from scratch or using transfer learning — and what CNN configuration would you choose? Which visual differences between these species do you think will be hardest for the model to learn, and why?</w:t>
       </w:r>
     </w:p>
     <w:p>
       <w:pPr>
-        <w:pStyle w:val="Heading3"/>
-        <w:rPr>
-          <w:sz w:val="22"/>
-          <w:szCs w:val="22"/>
-        </w:rPr>
-      </w:pPr>
-      <w:r>
-        <w:rPr>
-          <w:sz w:val="22"/>
-          <w:szCs w:val="22"/>
-        </w:rPr>
-        <w:t xml:space="preserve">Question 4</w:t>
-      </w:r>
-    </w:p>
-    <w:p>
-      <w:pPr>
-        <w:spacing w:after="200"/>
-        <w:rPr>
-          <w:sz w:val="22"/>
-          <w:szCs w:val="22"/>
-        </w:rPr>
-      </w:pPr>
-      <w:r>
-        <w:rPr>
-          <w:sz w:val="22"/>
-          <w:szCs w:val="22"/>
-        </w:rPr>
-        <w:t xml:space="preserve">Apply data augmentation (e.g., rotation, flipping) to your training set and report test accuracy. Compare this to training without augmentation. How does data augmentation help prevent overfitting in image classification?</w:t>
-      </w:r>
+        <w:rPr>
+          <w:sz w:val="20"/>
+          <w:szCs w:val="20"/>
+        </w:rPr>
+      </w:pPr>
+    </w:p>
+    <w:p>
+      <w:pPr>
+        <w:rPr>
+          <w:sz w:val="20"/>
+          <w:szCs w:val="20"/>
+        </w:rPr>
+      </w:pPr>
     </w:p>
     <w:sectPr>
-      <w:pgSz w:w="12240" w:h="15840" w:orient="portrait"/>
+      <w:pgSz w:w="12240" w:h="15840"/>
       <w:pgMar w:top="1440" w:right="1440" w:bottom="1440" w:left="1440" w:header="708" w:footer="708" w:gutter="0"/>
-      <w:pgNumType/>
+      <w:cols w:space="720"/>
       <w:docGrid w:linePitch="360"/>
     </w:sectPr>
   </w:body>
 </w:document>
 </file>
 
-<file path=word/comments.xml><?xml version="1.0" encoding="utf-8"?>
-<w:comments xmlns:cx="http://schemas.microsoft.com/office/drawing/2014/chartex" xmlns:cx1="http://schemas.microsoft.com/office/drawing/2015/9/8/chartex" xmlns:cx2="http://schemas.microsoft.com/office/drawing/2015/10/21/chartex" xmlns:cx3="http://schemas.microsoft.com/office/drawing/2016/5/9/chartex" xmlns:cx4="http://schemas.microsoft.com/office/drawing/2016/5/10/chartex" xmlns:cx5="http://schemas.microsoft.com/office/drawing/2016/5/11/chartex" xmlns:cx6="http://schemas.microsoft.com/office/drawing/2016/5/12/chartex" xmlns:cx7="http://schemas.microsoft.com/office/drawing/2016/5/13/chartex" xmlns:cx8="http://schemas.microsoft.com/office/drawing/2016/5/14/chartex" xmlns:mc="http://schemas.openxmlformats.org/markup-compatibility/2006" xmlns:aink="http://schemas.microsoft.com/office/drawing/2016/ink" xmlns:am3d="http://schemas.microsoft.com/office/drawing/2017/model3d" xmlns:o="urn:schemas-microsoft-com:office:office" xmlns:r="http://schemas.openxmlformats.org/officeDocument/2006/relationships" xmlns:m="http://schemas.openxmlformats.org/officeDocument/2006/math" xmlns:v="urn:schemas-microsoft-com:vml" xmlns:wp14="http://schemas.microsoft.com/office/word/2010/wordprocessingDrawing" xmlns:wp="http://schemas.openxmlformats.org/drawingml/2006/wordprocessingDrawing" xmlns:w10="urn:schemas-microsoft-com:office:word" xmlns:w="http://schemas.openxmlformats.org/wordprocessingml/2006/main" xmlns:w14="http://schemas.microsoft.com/office/word/2010/wordml" xmlns:w15="http://schemas.microsoft.com/office/word/2012/wordml" xmlns:w16cex="http://schemas.microsoft.com/office/word/2018/wordml/cex" xmlns:w16cid="http://schemas.microsoft.com/office/word/2016/wordml/cid" xmlns:w16="http://schemas.microsoft.com/office/word/2018/wordml" xmlns:w16sdtdh="http://schemas.microsoft.com/office/word/2020/wordml/sdtdatahash" xmlns:w16se="http://schemas.microsoft.com/office/word/2015/wordml/symex" xmlns:wpg="http://schemas.microsoft.com/office/word/2010/wordprocessingGroup" xmlns:wpi="http://schemas.microsoft.com/office/word/2010/wordprocessingInk" xmlns:wne="http://schemas.microsoft.com/office/word/2006/wordml" xmlns:wps="http://schemas.microsoft.com/office/word/2010/wordprocessingShape"/>
-</file>
-
-<file path=word/footnotes.xml><?xml version="1.0" encoding="utf-8"?>
-<w:footnotes xmlns:wpc="http://schemas.microsoft.com/office/word/2010/wordprocessingCanvas" xmlns:mc="http://schemas.openxmlformats.org/markup-compatibility/2006" xmlns:o="urn:schemas-microsoft-com:office:office" xmlns:r="http://schemas.openxmlformats.org/officeDocument/2006/relationships" xmlns:m="http://schemas.openxmlformats.org/officeDocument/2006/math" xmlns:v="urn:schemas-microsoft-com:vml" xmlns:wp14="http://schemas.microsoft.com/office/word/2010/wordprocessingDrawing" xmlns:wp="http://schemas.openxmlformats.org/drawingml/2006/wordprocessingDrawing" xmlns:w10="urn:schemas-microsoft-com:office:word" xmlns:w="http://schemas.openxmlformats.org/wordprocessingml/2006/main" xmlns:w14="http://schemas.microsoft.com/office/word/2010/wordml" xmlns:w15="http://schemas.microsoft.com/office/word/2012/wordml" xmlns:wpg="http://schemas.microsoft.com/office/word/2010/wordprocessingGroup" xmlns:wpi="http://schemas.microsoft.com/office/word/2010/wordprocessingInk" xmlns:wne="http://schemas.microsoft.com/office/word/2006/wordml" xmlns:wps="http://schemas.microsoft.com/office/word/2010/wordprocessingShape" mc:Ignorable="w14 w15 wp14">
-  <w:footnote w:type="separator" w:id="-1">
-    <w:p>
-      <w:pPr>
-        <w:spacing w:after="0" w:line="240" w:lineRule="auto"/>
-      </w:pPr>
-      <w:r>
-        <w:rPr>
-          <w:rStyle w:val="FootnoteReference"/>
-        </w:rPr>
-        <w:footnoteRef/>
-      </w:r>
-      <w:r>
-        <w:separator/>
-      </w:r>
-    </w:p>
-  </w:footnote>
-  <w:footnote w:type="continuationSeparator" w:id="0">
-    <w:p>
-      <w:pPr>
-        <w:spacing w:after="0" w:line="240" w:lineRule="auto"/>
-      </w:pPr>
-      <w:r>
-        <w:rPr>
-          <w:rStyle w:val="FootnoteReference"/>
-        </w:rPr>
-        <w:footnoteRef/>
-      </w:r>
-      <w:r>
-        <w:continuationSeparator/>
-      </w:r>
-    </w:p>
-  </w:footnote>
-</w:footnotes>
-</file>
-
 <file path=word/numbering.xml><?xml version="1.0" encoding="utf-8"?>
-<w:numbering xmlns:wpc="http://schemas.microsoft.com/office/word/2010/wordprocessingCanvas" xmlns:mc="http://schemas.openxmlformats.org/markup-compatibility/2006" xmlns:o="urn:schemas-microsoft-com:office:office" xmlns:r="http://schemas.openxmlformats.org/officeDocument/2006/relationships" xmlns:m="http://schemas.openxmlformats.org/officeDocument/2006/math" xmlns:v="urn:schemas-microsoft-com:vml" xmlns:wp14="http://schemas.microsoft.com/office/word/2010/wordprocessingDrawing" xmlns:wp="http://schemas.openxmlformats.org/drawingml/2006/wordprocessingDrawing" xmlns:w10="urn:schemas-microsoft-com:office:word" xmlns:w="http://schemas.openxmlformats.org/wordprocessingml/2006/main" xmlns:w14="http://schemas.microsoft.com/office/word/2010/wordml" xmlns:w15="http://schemas.microsoft.com/office/word/2012/wordml" xmlns:wpg="http://schemas.microsoft.com/office/word/2010/wordprocessingGroup" xmlns:wpi="http://schemas.microsoft.com/office/word/2010/wordprocessingInk" xmlns:wne="http://schemas.microsoft.com/office/word/2006/wordml" xmlns:wps="http://schemas.microsoft.com/office/word/2010/wordprocessingShape" mc:Ignorable="w14 w15 wp14">
-  <w:abstractNum w:abstractNumId="1" w15:restartNumberingAfterBreak="0">
+<w:numbering xmlns:wpc="http://schemas.microsoft.com/office/word/2010/wordprocessingCanvas" xmlns:cx="http://schemas.microsoft.com/office/drawing/2014/chartex" xmlns:cx1="http://schemas.microsoft.com/office/drawing/2015/9/8/chartex" xmlns:cx2="http://schemas.microsoft.com/office/drawing/2015/10/21/chartex" xmlns:cx3="http://schemas.microsoft.com/office/drawing/2016/5/9/chartex" xmlns:cx4="http://schemas.microsoft.com/office/drawing/2016/5/10/chartex" xmlns:cx5="http://schemas.microsoft.com/office/drawing/2016/5/11/chartex" xmlns:cx6="http://schemas.microsoft.com/office/drawing/2016/5/12/chartex" xmlns:cx7="http://schemas.microsoft.com/office/drawing/2016/5/13/chartex" xmlns:cx8="http://schemas.microsoft.com/office/drawing/2016/5/14/chartex" xmlns:mc="http://schemas.openxmlformats.org/markup-compatibility/2006" xmlns:aink="http://schemas.microsoft.com/office/drawing/2016/ink" xmlns:am3d="http://schemas.microsoft.com/office/drawing/2017/model3d" xmlns:o="urn:schemas-microsoft-com:office:office" xmlns:oel="http://schemas.microsoft.com/office/2019/extlst" xmlns:r="http://schemas.openxmlformats.org/officeDocument/2006/relationships" xmlns:m="http://schemas.openxmlformats.org/officeDocument/2006/math" xmlns:v="urn:schemas-microsoft-com:vml" xmlns:wp14="http://schemas.microsoft.com/office/word/2010/wordprocessingDrawing" xmlns:wp="http://schemas.openxmlformats.org/drawingml/2006/wordprocessingDrawing" xmlns:w10="urn:schemas-microsoft-com:office:word" xmlns:w="http://schemas.openxmlformats.org/wordprocessingml/2006/main" xmlns:w14="http://schemas.microsoft.com/office/word/2010/wordml" xmlns:w15="http://schemas.microsoft.com/office/word/2012/wordml" xmlns:w16cex="http://schemas.microsoft.com/office/word/2018/wordml/cex" xmlns:w16cid="http://schemas.microsoft.com/office/word/2016/wordml/cid" xmlns:w16="http://schemas.microsoft.com/office/word/2018/wordml" xmlns:w16du="http://schemas.microsoft.com/office/word/2023/wordml/word16du" xmlns:w16sdtdh="http://schemas.microsoft.com/office/word/2020/wordml/sdtdatahash" xmlns:w16sdtfl="http://schemas.microsoft.com/office/word/2024/wordml/sdtformatlock" xmlns:w16se="http://schemas.microsoft.com/office/word/2015/wordml/symex" xmlns:wpg="http://schemas.microsoft.com/office/word/2010/wordprocessingGroup" xmlns:wpi="http://schemas.microsoft.com/office/word/2010/wordprocessingInk" xmlns:wne="http://schemas.microsoft.com/office/word/2006/wordml" xmlns:wps="http://schemas.microsoft.com/office/word/2010/wordprocessingShape" mc:Ignorable="w14 w15 w16se w16cid w16 w16cex w16sdtdh w16sdtfl w16du wp14">
+  <w:abstractNum w:abstractNumId="0" w15:restartNumberingAfterBreak="0">
+    <w:nsid w:val="585B5AEB"/>
     <w:multiLevelType w:val="hybridMultilevel"/>
-    <w:lvl w:ilvl="0" w15:tentative="1">
+    <w:tmpl w:val="4BDCC744"/>
+    <w:lvl w:ilvl="0" w:tplc="11507C5A">
       <w:start w:val="1"/>
       <w:numFmt w:val="bullet"/>
       <w:lvlText w:val="●"/>
@@ -305,7 +427,7 @@
         <w:ind w:left="720" w:hanging="360"/>
       </w:pPr>
     </w:lvl>
-    <w:lvl w:ilvl="1" w15:tentative="1">
+    <w:lvl w:ilvl="1" w:tplc="F36ADF30">
       <w:start w:val="1"/>
       <w:numFmt w:val="bullet"/>
       <w:lvlText w:val="○"/>
@@ -314,7 +436,7 @@
         <w:ind w:left="1440" w:hanging="360"/>
       </w:pPr>
     </w:lvl>
-    <w:lvl w:ilvl="2" w15:tentative="1">
+    <w:lvl w:ilvl="2" w:tplc="B0B0CB90">
       <w:start w:val="1"/>
       <w:numFmt w:val="bullet"/>
       <w:lvlText w:val="■"/>
@@ -323,7 +445,7 @@
         <w:ind w:left="2160" w:hanging="360"/>
       </w:pPr>
     </w:lvl>
-    <w:lvl w:ilvl="3" w15:tentative="1">
+    <w:lvl w:ilvl="3" w:tplc="C9A2F7C4">
       <w:start w:val="1"/>
       <w:numFmt w:val="bullet"/>
       <w:lvlText w:val="●"/>
@@ -332,7 +454,7 @@
         <w:ind w:left="2880" w:hanging="360"/>
       </w:pPr>
     </w:lvl>
-    <w:lvl w:ilvl="4" w15:tentative="1">
+    <w:lvl w:ilvl="4" w:tplc="E286B66A">
       <w:start w:val="1"/>
       <w:numFmt w:val="bullet"/>
       <w:lvlText w:val="○"/>
@@ -341,7 +463,7 @@
         <w:ind w:left="3600" w:hanging="360"/>
       </w:pPr>
     </w:lvl>
-    <w:lvl w:ilvl="5" w15:tentative="1">
+    <w:lvl w:ilvl="5" w:tplc="A3C89DEC">
       <w:start w:val="1"/>
       <w:numFmt w:val="bullet"/>
       <w:lvlText w:val="■"/>
@@ -350,7 +472,7 @@
         <w:ind w:left="4320" w:hanging="360"/>
       </w:pPr>
     </w:lvl>
-    <w:lvl w:ilvl="6" w15:tentative="1">
+    <w:lvl w:ilvl="6" w:tplc="FFDA10B0">
       <w:start w:val="1"/>
       <w:numFmt w:val="bullet"/>
       <w:lvlText w:val="●"/>
@@ -359,7 +481,7 @@
         <w:ind w:left="5040" w:hanging="360"/>
       </w:pPr>
     </w:lvl>
-    <w:lvl w:ilvl="7" w15:tentative="1">
+    <w:lvl w:ilvl="7" w:tplc="AE267C40">
       <w:start w:val="1"/>
       <w:numFmt w:val="bullet"/>
       <w:lvlText w:val="●"/>
@@ -368,7 +490,7 @@
         <w:ind w:left="5760" w:hanging="360"/>
       </w:pPr>
     </w:lvl>
-    <w:lvl w:ilvl="8" w15:tentative="1">
+    <w:lvl w:ilvl="8" w:tplc="2A30E6E6">
       <w:start w:val="1"/>
       <w:numFmt w:val="bullet"/>
       <w:lvlText w:val="●"/>
@@ -378,8 +500,8 @@
       </w:pPr>
     </w:lvl>
   </w:abstractNum>
-  <w:num w:numId="1">
-    <w:abstractNumId w:val="1"/>
+  <w:num w:numId="1" w16cid:durableId="1118455142">
+    <w:abstractNumId w:val="0"/>
     <w:lvlOverride w:ilvl="0">
       <w:startOverride w:val="1"/>
     </w:lvlOverride>
@@ -988,5 +1110,344 @@
       <w:szCs w:val="20"/>
     </w:rPr>
   </w:style>
+  <w:style w:type="character" w:styleId="UnresolvedMention">
+    <w:name w:val="Unresolved Mention"/>
+    <w:basedOn w:val="DefaultParagraphFont"/>
+    <w:uiPriority w:val="99"/>
+    <w:semiHidden/>
+    <w:unhideWhenUsed/>
+    <w:rsid w:val="00EA2ADC"/>
+    <w:rPr>
+      <w:color w:val="605E5C"/>
+      <w:shd w:val="clear" w:color="auto" w:fill="E1DFDD"/>
+    </w:rPr>
+  </w:style>
+  <w:style w:type="character" w:styleId="FollowedHyperlink">
+    <w:name w:val="FollowedHyperlink"/>
+    <w:basedOn w:val="DefaultParagraphFont"/>
+    <w:uiPriority w:val="99"/>
+    <w:semiHidden/>
+    <w:unhideWhenUsed/>
+    <w:rsid w:val="00CC0335"/>
+    <w:rPr>
+      <w:color w:val="96607D" w:themeColor="followedHyperlink"/>
+      <w:u w:val="single"/>
+    </w:rPr>
+  </w:style>
 </w:styles>
+</file>
+
+<file path=word/theme/theme1.xml><?xml version="1.0" encoding="utf-8"?>
+<a:theme xmlns:a="http://schemas.openxmlformats.org/drawingml/2006/main" name="Office Theme">
+  <a:themeElements>
+    <a:clrScheme name="Office">
+      <a:dk1>
+        <a:sysClr val="windowText" lastClr="000000"/>
+      </a:dk1>
+      <a:lt1>
+        <a:sysClr val="window" lastClr="FFFFFF"/>
+      </a:lt1>
+      <a:dk2>
+        <a:srgbClr val="0E2841"/>
+      </a:dk2>
+      <a:lt2>
+        <a:srgbClr val="E8E8E8"/>
+      </a:lt2>
+      <a:accent1>
+        <a:srgbClr val="156082"/>
+      </a:accent1>
+      <a:accent2>
+        <a:srgbClr val="E97132"/>
+      </a:accent2>
+      <a:accent3>
+        <a:srgbClr val="196B24"/>
+      </a:accent3>
+      <a:accent4>
+        <a:srgbClr val="0F9ED5"/>
+      </a:accent4>
+      <a:accent5>
+        <a:srgbClr val="A02B93"/>
+      </a:accent5>
+      <a:accent6>
+        <a:srgbClr val="4EA72E"/>
+      </a:accent6>
+      <a:hlink>
+        <a:srgbClr val="467886"/>
+      </a:hlink>
+      <a:folHlink>
+        <a:srgbClr val="96607D"/>
+      </a:folHlink>
+    </a:clrScheme>
+    <a:fontScheme name="Office">
+      <a:majorFont>
+        <a:latin typeface="Aptos Display" panose="02110004020202020204"/>
+        <a:ea typeface=""/>
+        <a:cs typeface=""/>
+        <a:font script="Jpan" typeface="游ゴシック Light"/>
+        <a:font script="Hang" typeface="맑은 고딕"/>
+        <a:font script="Hans" typeface="等线 Light"/>
+        <a:font script="Hant" typeface="新細明體"/>
+        <a:font script="Arab" typeface="Times New Roman"/>
+        <a:font script="Hebr" typeface="Times New Roman"/>
+        <a:font script="Thai" typeface="Angsana New"/>
+        <a:font script="Ethi" typeface="Nyala"/>
+        <a:font script="Beng" typeface="Vrinda"/>
+        <a:font script="Gujr" typeface="Shruti"/>
+        <a:font script="Khmr" typeface="MoolBoran"/>
+        <a:font script="Knda" typeface="Tunga"/>
+        <a:font script="Guru" typeface="Raavi"/>
+        <a:font script="Cans" typeface="Euphemia"/>
+        <a:font script="Cher" typeface="Plantagenet Cherokee"/>
+        <a:font script="Yiii" typeface="Microsoft Yi Baiti"/>
+        <a:font script="Tibt" typeface="Microsoft Himalaya"/>
+        <a:font script="Thaa" typeface="MV Boli"/>
+        <a:font script="Deva" typeface="Mangal"/>
+        <a:font script="Telu" typeface="Gautami"/>
+        <a:font script="Taml" typeface="Latha"/>
+        <a:font script="Syrc" typeface="Estrangelo Edessa"/>
+        <a:font script="Orya" typeface="Kalinga"/>
+        <a:font script="Mlym" typeface="Kartika"/>
+        <a:font script="Laoo" typeface="DokChampa"/>
+        <a:font script="Sinh" typeface="Iskoola Pota"/>
+        <a:font script="Mong" typeface="Mongolian Baiti"/>
+        <a:font script="Viet" typeface="Times New Roman"/>
+        <a:font script="Uigh" typeface="Microsoft Uighur"/>
+        <a:font script="Geor" typeface="Sylfaen"/>
+        <a:font script="Armn" typeface="Arial"/>
+        <a:font script="Bugi" typeface="Leelawadee UI"/>
+        <a:font script="Bopo" typeface="Microsoft JhengHei"/>
+        <a:font script="Java" typeface="Javanese Text"/>
+        <a:font script="Lisu" typeface="Segoe UI"/>
+        <a:font script="Mymr" typeface="Myanmar Text"/>
+        <a:font script="Nkoo" typeface="Ebrima"/>
+        <a:font script="Olck" typeface="Nirmala UI"/>
+        <a:font script="Osma" typeface="Ebrima"/>
+        <a:font script="Phag" typeface="Phagspa"/>
+        <a:font script="Syrn" typeface="Estrangelo Edessa"/>
+        <a:font script="Syrj" typeface="Estrangelo Edessa"/>
+        <a:font script="Syre" typeface="Estrangelo Edessa"/>
+        <a:font script="Sora" typeface="Nirmala UI"/>
+        <a:font script="Tale" typeface="Microsoft Tai Le"/>
+        <a:font script="Talu" typeface="Microsoft New Tai Lue"/>
+        <a:font script="Tfng" typeface="Ebrima"/>
+      </a:majorFont>
+      <a:minorFont>
+        <a:latin typeface="Aptos" panose="02110004020202020204"/>
+        <a:ea typeface=""/>
+        <a:cs typeface=""/>
+        <a:font script="Jpan" typeface="游明朝"/>
+        <a:font script="Hang" typeface="맑은 고딕"/>
+        <a:font script="Hans" typeface="等线"/>
+        <a:font script="Hant" typeface="新細明體"/>
+        <a:font script="Arab" typeface="Arial"/>
+        <a:font script="Hebr" typeface="Arial"/>
+        <a:font script="Thai" typeface="Cordia New"/>
+        <a:font script="Ethi" typeface="Nyala"/>
+        <a:font script="Beng" typeface="Vrinda"/>
+        <a:font script="Gujr" typeface="Shruti"/>
+        <a:font script="Khmr" typeface="DaunPenh"/>
+        <a:font script="Knda" typeface="Tunga"/>
+        <a:font script="Guru" typeface="Raavi"/>
+        <a:font script="Cans" typeface="Euphemia"/>
+        <a:font script="Cher" typeface="Plantagenet Cherokee"/>
+        <a:font script="Yiii" typeface="Microsoft Yi Baiti"/>
+        <a:font script="Tibt" typeface="Microsoft Himalaya"/>
+        <a:font script="Thaa" typeface="MV Boli"/>
+        <a:font script="Deva" typeface="Mangal"/>
+        <a:font script="Telu" typeface="Gautami"/>
+        <a:font script="Taml" typeface="Latha"/>
+        <a:font script="Syrc" typeface="Estrangelo Edessa"/>
+        <a:font script="Orya" typeface="Kalinga"/>
+        <a:font script="Mlym" typeface="Kartika"/>
+        <a:font script="Laoo" typeface="DokChampa"/>
+        <a:font script="Sinh" typeface="Iskoola Pota"/>
+        <a:font script="Mong" typeface="Mongolian Baiti"/>
+        <a:font script="Viet" typeface="Arial"/>
+        <a:font script="Uigh" typeface="Microsoft Uighur"/>
+        <a:font script="Geor" typeface="Sylfaen"/>
+        <a:font script="Armn" typeface="Arial"/>
+        <a:font script="Bugi" typeface="Leelawadee UI"/>
+        <a:font script="Bopo" typeface="Microsoft JhengHei"/>
+        <a:font script="Java" typeface="Javanese Text"/>
+        <a:font script="Lisu" typeface="Segoe UI"/>
+        <a:font script="Mymr" typeface="Myanmar Text"/>
+        <a:font script="Nkoo" typeface="Ebrima"/>
+        <a:font script="Olck" typeface="Nirmala UI"/>
+        <a:font script="Osma" typeface="Ebrima"/>
+        <a:font script="Phag" typeface="Phagspa"/>
+        <a:font script="Syrn" typeface="Estrangelo Edessa"/>
+        <a:font script="Syrj" typeface="Estrangelo Edessa"/>
+        <a:font script="Syre" typeface="Estrangelo Edessa"/>
+        <a:font script="Sora" typeface="Nirmala UI"/>
+        <a:font script="Tale" typeface="Microsoft Tai Le"/>
+        <a:font script="Talu" typeface="Microsoft New Tai Lue"/>
+        <a:font script="Tfng" typeface="Ebrima"/>
+      </a:minorFont>
+    </a:fontScheme>
+    <a:fmtScheme name="Office">
+      <a:fillStyleLst>
+        <a:solidFill>
+          <a:schemeClr val="phClr"/>
+        </a:solidFill>
+        <a:gradFill rotWithShape="1">
+          <a:gsLst>
+            <a:gs pos="0">
+              <a:schemeClr val="phClr">
+                <a:lumMod val="110000"/>
+                <a:satMod val="105000"/>
+                <a:tint val="67000"/>
+              </a:schemeClr>
+            </a:gs>
+            <a:gs pos="50000">
+              <a:schemeClr val="phClr">
+                <a:lumMod val="105000"/>
+                <a:satMod val="103000"/>
+                <a:tint val="73000"/>
+              </a:schemeClr>
+            </a:gs>
+            <a:gs pos="100000">
+              <a:schemeClr val="phClr">
+                <a:lumMod val="105000"/>
+                <a:satMod val="109000"/>
+                <a:tint val="81000"/>
+              </a:schemeClr>
+            </a:gs>
+          </a:gsLst>
+          <a:lin ang="5400000" scaled="0"/>
+        </a:gradFill>
+        <a:gradFill rotWithShape="1">
+          <a:gsLst>
+            <a:gs pos="0">
+              <a:schemeClr val="phClr">
+                <a:satMod val="103000"/>
+                <a:lumMod val="102000"/>
+                <a:tint val="94000"/>
+              </a:schemeClr>
+            </a:gs>
+            <a:gs pos="50000">
+              <a:schemeClr val="phClr">
+                <a:satMod val="110000"/>
+                <a:lumMod val="100000"/>
+                <a:shade val="100000"/>
+              </a:schemeClr>
+            </a:gs>
+            <a:gs pos="100000">
+              <a:schemeClr val="phClr">
+                <a:lumMod val="99000"/>
+                <a:satMod val="120000"/>
+                <a:shade val="78000"/>
+              </a:schemeClr>
+            </a:gs>
+          </a:gsLst>
+          <a:lin ang="5400000" scaled="0"/>
+        </a:gradFill>
+      </a:fillStyleLst>
+      <a:lnStyleLst>
+        <a:ln w="12700" cap="flat" cmpd="sng" algn="ctr">
+          <a:solidFill>
+            <a:schemeClr val="phClr"/>
+          </a:solidFill>
+          <a:prstDash val="solid"/>
+          <a:miter lim="800000"/>
+        </a:ln>
+        <a:ln w="19050" cap="flat" cmpd="sng" algn="ctr">
+          <a:solidFill>
+            <a:schemeClr val="phClr"/>
+          </a:solidFill>
+          <a:prstDash val="solid"/>
+          <a:miter lim="800000"/>
+        </a:ln>
+        <a:ln w="25400" cap="flat" cmpd="sng" algn="ctr">
+          <a:solidFill>
+            <a:schemeClr val="phClr"/>
+          </a:solidFill>
+          <a:prstDash val="solid"/>
+          <a:miter lim="800000"/>
+        </a:ln>
+      </a:lnStyleLst>
+      <a:effectStyleLst>
+        <a:effectStyle>
+          <a:effectLst/>
+        </a:effectStyle>
+        <a:effectStyle>
+          <a:effectLst/>
+        </a:effectStyle>
+        <a:effectStyle>
+          <a:effectLst>
+            <a:outerShdw blurRad="57150" dist="19050" dir="5400000" algn="ctr" rotWithShape="0">
+              <a:srgbClr val="000000">
+                <a:alpha val="63000"/>
+              </a:srgbClr>
+            </a:outerShdw>
+          </a:effectLst>
+        </a:effectStyle>
+      </a:effectStyleLst>
+      <a:bgFillStyleLst>
+        <a:solidFill>
+          <a:schemeClr val="phClr"/>
+        </a:solidFill>
+        <a:solidFill>
+          <a:schemeClr val="phClr">
+            <a:tint val="95000"/>
+            <a:satMod val="170000"/>
+          </a:schemeClr>
+        </a:solidFill>
+        <a:gradFill rotWithShape="1">
+          <a:gsLst>
+            <a:gs pos="0">
+              <a:schemeClr val="phClr">
+                <a:tint val="93000"/>
+                <a:satMod val="150000"/>
+                <a:shade val="98000"/>
+                <a:lumMod val="102000"/>
+              </a:schemeClr>
+            </a:gs>
+            <a:gs pos="50000">
+              <a:schemeClr val="phClr">
+                <a:tint val="98000"/>
+                <a:satMod val="130000"/>
+                <a:shade val="90000"/>
+                <a:lumMod val="103000"/>
+              </a:schemeClr>
+            </a:gs>
+            <a:gs pos="100000">
+              <a:schemeClr val="phClr">
+                <a:shade val="63000"/>
+                <a:satMod val="120000"/>
+              </a:schemeClr>
+            </a:gs>
+          </a:gsLst>
+          <a:lin ang="5400000" scaled="0"/>
+        </a:gradFill>
+      </a:bgFillStyleLst>
+    </a:fmtScheme>
+  </a:themeElements>
+  <a:objectDefaults>
+    <a:lnDef>
+      <a:spPr/>
+      <a:bodyPr/>
+      <a:lstStyle/>
+      <a:style>
+        <a:lnRef idx="2">
+          <a:schemeClr val="accent1"/>
+        </a:lnRef>
+        <a:fillRef idx="0">
+          <a:schemeClr val="accent1"/>
+        </a:fillRef>
+        <a:effectRef idx="1">
+          <a:schemeClr val="accent1"/>
+        </a:effectRef>
+        <a:fontRef idx="minor">
+          <a:schemeClr val="tx1"/>
+        </a:fontRef>
+      </a:style>
+    </a:lnDef>
+  </a:objectDefaults>
+  <a:extraClrSchemeLst/>
+  <a:extLst>
+    <a:ext uri="{05A4C25C-085E-4340-85A3-A5531E510DB2}">
+      <thm15:themeFamily xmlns:thm15="http://schemas.microsoft.com/office/thememl/2012/main" name="Office Theme" id="{2E142A2C-CD16-42D6-873A-C26D2A0506FA}" vid="{1BDDFF52-6CD6-40A5-AB3C-68EB2F1E4D0A}"/>
+    </a:ext>
+  </a:extLst>
+</a:theme>
 </file>
--- a/Assignments/Week5_Assignment.docx
+++ b/Assignments/Week5_Assignment.docx
@@ -51,6 +51,12 @@
         </w:rPr>
         <w:br/>
         <w:t>Convolutional Neural Networks</w:t>
+      </w:r>
+      <w:r>
+        <w:rPr>
+          <w:sz w:val="32"/>
+          <w:szCs w:val="32"/>
+        </w:rPr>
         <w:br/>
       </w:r>
       <w:r>
@@ -167,52 +173,9 @@
           <w:sz w:val="20"/>
           <w:szCs w:val="20"/>
         </w:rPr>
-        <w:t>In the CNN Builder tab, train two models using 300 samples and 10 epochs: one with 1 convolutional block and one with 4 convolutional blocks, keeping all other settings at their defaults (32 filters, 3×3 kernel, max pooling). Report the test accuracy for both. What does the difference tell you about how depth affects a CNN’s ability to learn image features?</w:t>
-      </w:r>
-    </w:p>
-    <w:p>
-      <w:pPr>
-        <w:rPr>
-          <w:sz w:val="20"/>
-          <w:szCs w:val="20"/>
-        </w:rPr>
-      </w:pPr>
-    </w:p>
-    <w:p>
-      <w:pPr>
-        <w:rPr>
-          <w:sz w:val="20"/>
-          <w:szCs w:val="20"/>
-        </w:rPr>
-      </w:pPr>
-    </w:p>
-    <w:p>
-      <w:pPr>
-        <w:rPr>
-          <w:sz w:val="20"/>
-          <w:szCs w:val="20"/>
-        </w:rPr>
-      </w:pPr>
-    </w:p>
-    <w:p>
-      <w:pPr>
-        <w:rPr>
-          <w:sz w:val="20"/>
-          <w:szCs w:val="20"/>
-        </w:rPr>
-      </w:pPr>
-    </w:p>
-    <w:p>
-      <w:pPr>
-        <w:rPr>
-          <w:sz w:val="20"/>
-          <w:szCs w:val="20"/>
-        </w:rPr>
-      </w:pPr>
-    </w:p>
-    <w:p>
-      <w:pPr>
-        <w:pStyle w:val="Heading3"/>
+        <w:t xml:space="preserve">In the CNN Builder tab, train two models using </w:t>
+      </w:r>
+      <w:r>
         <w:rPr>
           <w:b w:val="0"/>
           <w:bCs w:val="0"/>
@@ -220,13 +183,7 @@
           <w:sz w:val="20"/>
           <w:szCs w:val="20"/>
         </w:rPr>
-      </w:pPr>
-      <w:r>
-        <w:rPr>
-          <w:sz w:val="20"/>
-          <w:szCs w:val="20"/>
-        </w:rPr>
-        <w:t xml:space="preserve">Question 2. </w:t>
+        <w:t>2</w:t>
       </w:r>
       <w:r>
         <w:rPr>
@@ -236,60 +193,9 @@
           <w:sz w:val="20"/>
           <w:szCs w:val="20"/>
         </w:rPr>
-        <w:t>Using 2 convolutional blocks, 10 epochs, and 300 samples, train three models varying only the number of filters: 16, 32, and 64. Report the test accuracy for each. Describe the tradeoff between using more filters and model performance — is bigger always better?</w:t>
-      </w:r>
-    </w:p>
-    <w:p>
-      <w:pPr>
-        <w:rPr>
-          <w:sz w:val="20"/>
-          <w:szCs w:val="20"/>
-        </w:rPr>
-      </w:pPr>
-    </w:p>
-    <w:p>
-      <w:pPr>
-        <w:rPr>
-          <w:sz w:val="20"/>
-          <w:szCs w:val="20"/>
-        </w:rPr>
-      </w:pPr>
-    </w:p>
-    <w:p>
-      <w:pPr>
-        <w:rPr>
-          <w:sz w:val="20"/>
-          <w:szCs w:val="20"/>
-        </w:rPr>
-      </w:pPr>
-    </w:p>
-    <w:p>
-      <w:pPr>
-        <w:rPr>
-          <w:sz w:val="20"/>
-          <w:szCs w:val="20"/>
-        </w:rPr>
-      </w:pPr>
-    </w:p>
-    <w:p>
-      <w:pPr>
-        <w:rPr>
-          <w:sz w:val="20"/>
-          <w:szCs w:val="20"/>
-        </w:rPr>
-      </w:pPr>
-    </w:p>
-    <w:p>
-      <w:pPr>
-        <w:rPr>
-          <w:sz w:val="20"/>
-          <w:szCs w:val="20"/>
-        </w:rPr>
-      </w:pPr>
-    </w:p>
-    <w:p>
-      <w:pPr>
-        <w:pStyle w:val="Heading3"/>
+        <w:t>0 epochs and default settings (32 filters, 3×3 kernel, max pooling): one with 1 convolutional block and 500 samples, and one with 4 convolutional blocks and 100 samples. Report the test accuracy for both. Which performs better</w:t>
+      </w:r>
+      <w:r>
         <w:rPr>
           <w:b w:val="0"/>
           <w:bCs w:val="0"/>
@@ -297,16 +203,52 @@
           <w:sz w:val="20"/>
           <w:szCs w:val="20"/>
         </w:rPr>
-      </w:pPr>
-      <w:r>
-        <w:rPr>
-          <w:sz w:val="20"/>
-          <w:szCs w:val="20"/>
-        </w:rPr>
-        <w:lastRenderedPageBreak/>
-        <w:t xml:space="preserve">Question 3. </w:t>
-      </w:r>
-      <w:r>
+        <w:t>?</w:t>
+      </w:r>
+    </w:p>
+    <w:p>
+      <w:pPr>
+        <w:rPr>
+          <w:sz w:val="20"/>
+          <w:szCs w:val="20"/>
+        </w:rPr>
+      </w:pPr>
+    </w:p>
+    <w:p>
+      <w:pPr>
+        <w:rPr>
+          <w:sz w:val="20"/>
+          <w:szCs w:val="20"/>
+        </w:rPr>
+      </w:pPr>
+    </w:p>
+    <w:p>
+      <w:pPr>
+        <w:rPr>
+          <w:sz w:val="20"/>
+          <w:szCs w:val="20"/>
+        </w:rPr>
+      </w:pPr>
+    </w:p>
+    <w:p>
+      <w:pPr>
+        <w:rPr>
+          <w:sz w:val="20"/>
+          <w:szCs w:val="20"/>
+        </w:rPr>
+      </w:pPr>
+    </w:p>
+    <w:p>
+      <w:pPr>
+        <w:rPr>
+          <w:sz w:val="20"/>
+          <w:szCs w:val="20"/>
+        </w:rPr>
+      </w:pPr>
+    </w:p>
+    <w:p>
+      <w:pPr>
+        <w:pStyle w:val="Heading3"/>
         <w:rPr>
           <w:b w:val="0"/>
           <w:bCs w:val="0"/>
@@ -314,7 +256,100 @@
           <w:sz w:val="20"/>
           <w:szCs w:val="20"/>
         </w:rPr>
-        <w:t>Switch to the Transfer Learning tab. Train MobileNetV2 in “Feature Extraction” mode (all pre-trained layers frozen) using 300 samples. Then switch to “Fine-Tuning” mode and train again with the same sample count. Compare the test accuracy of both approaches to your best scratch-built CNN from Questions 1 and 2. What does this tell you about the value of pre-trained image features?</w:t>
+      </w:pPr>
+      <w:r>
+        <w:rPr>
+          <w:sz w:val="20"/>
+          <w:szCs w:val="20"/>
+        </w:rPr>
+        <w:t xml:space="preserve">Question 2. </w:t>
+      </w:r>
+      <w:r>
+        <w:rPr>
+          <w:b w:val="0"/>
+          <w:bCs w:val="0"/>
+          <w:color w:val="000000" w:themeColor="text1"/>
+          <w:sz w:val="20"/>
+          <w:szCs w:val="20"/>
+        </w:rPr>
+        <w:t>Now try to find the best model you can build from scratch using the CNN Builder. Experiment with the number of convolutional blocks, filters, and training samples to maximize test accuracy. Report your best configuration and test accuracy. How does your best scratch-built model compare to the two models from Question 1, and what levers had the biggest impact?</w:t>
+      </w:r>
+    </w:p>
+    <w:p>
+      <w:pPr>
+        <w:rPr>
+          <w:sz w:val="20"/>
+          <w:szCs w:val="20"/>
+        </w:rPr>
+      </w:pPr>
+    </w:p>
+    <w:p>
+      <w:pPr>
+        <w:rPr>
+          <w:sz w:val="20"/>
+          <w:szCs w:val="20"/>
+        </w:rPr>
+      </w:pPr>
+    </w:p>
+    <w:p>
+      <w:pPr>
+        <w:rPr>
+          <w:sz w:val="20"/>
+          <w:szCs w:val="20"/>
+        </w:rPr>
+      </w:pPr>
+    </w:p>
+    <w:p>
+      <w:pPr>
+        <w:rPr>
+          <w:sz w:val="20"/>
+          <w:szCs w:val="20"/>
+        </w:rPr>
+      </w:pPr>
+    </w:p>
+    <w:p>
+      <w:pPr>
+        <w:rPr>
+          <w:sz w:val="20"/>
+          <w:szCs w:val="20"/>
+        </w:rPr>
+      </w:pPr>
+    </w:p>
+    <w:p>
+      <w:pPr>
+        <w:rPr>
+          <w:sz w:val="20"/>
+          <w:szCs w:val="20"/>
+        </w:rPr>
+      </w:pPr>
+    </w:p>
+    <w:p>
+      <w:pPr>
+        <w:pStyle w:val="Heading3"/>
+        <w:rPr>
+          <w:b w:val="0"/>
+          <w:bCs w:val="0"/>
+          <w:color w:val="000000" w:themeColor="text1"/>
+          <w:sz w:val="20"/>
+          <w:szCs w:val="20"/>
+        </w:rPr>
+      </w:pPr>
+      <w:r>
+        <w:rPr>
+          <w:sz w:val="20"/>
+          <w:szCs w:val="20"/>
+        </w:rPr>
+        <w:t xml:space="preserve">Question 3. </w:t>
+      </w:r>
+      <w:r>
+        <w:rPr>
+          <w:b w:val="0"/>
+          <w:bCs w:val="0"/>
+          <w:color w:val="000000" w:themeColor="text1"/>
+          <w:sz w:val="20"/>
+          <w:szCs w:val="20"/>
+        </w:rPr>
+        <w:t>Switch to the Transfer Learning tab. First train MobileNetV2 using the Frozen Backbone strategy with 300 samples, then train again using Fine-Tuning with 300 samples. Report the test accuracy for both. Comparing all three approaches — your best scratch-built CNN from Question 2, Frozen Backbone, and Fine-Tuning — which performs best and why?</w:t>
       </w:r>
     </w:p>
     <w:p>

--- a/Assignments/Week5_Assignment.docx
+++ b/Assignments/Week5_Assignment.docx
@@ -193,7 +193,27 @@
           <w:sz w:val="20"/>
           <w:szCs w:val="20"/>
         </w:rPr>
-        <w:t>0 epochs and default settings (32 filters, 3×3 kernel, max pooling): one with 1 convolutional block and 500 samples, and one with 4 convolutional blocks and 100 samples. Report the test accuracy for both. Which performs better</w:t>
+        <w:t xml:space="preserve">0 epochs and default settings (32 filters, 3×3 kernel, max pooling): one with 1 convolutional block and 500 samples, and one with 4 convolutional blocks and 100 samples. Report the </w:t>
+      </w:r>
+      <w:r>
+        <w:rPr>
+          <w:b w:val="0"/>
+          <w:bCs w:val="0"/>
+          <w:color w:val="000000" w:themeColor="text1"/>
+          <w:sz w:val="20"/>
+          <w:szCs w:val="20"/>
+        </w:rPr>
+        <w:t>validation</w:t>
+      </w:r>
+      <w:r>
+        <w:rPr>
+          <w:b w:val="0"/>
+          <w:bCs w:val="0"/>
+          <w:color w:val="000000" w:themeColor="text1"/>
+          <w:sz w:val="20"/>
+          <w:szCs w:val="20"/>
+        </w:rPr>
+        <w:t xml:space="preserve"> accuracy for both. Which performs better</w:t>
       </w:r>
       <w:r>
         <w:rPr>
@@ -248,6 +268,22 @@
     </w:p>
     <w:p>
       <w:pPr>
+        <w:rPr>
+          <w:sz w:val="20"/>
+          <w:szCs w:val="20"/>
+        </w:rPr>
+      </w:pPr>
+    </w:p>
+    <w:p>
+      <w:pPr>
+        <w:rPr>
+          <w:sz w:val="20"/>
+          <w:szCs w:val="20"/>
+        </w:rPr>
+      </w:pPr>
+    </w:p>
+    <w:p>
+      <w:pPr>
         <w:pStyle w:val="Heading3"/>
         <w:rPr>
           <w:b w:val="0"/>
@@ -272,7 +308,67 @@
           <w:sz w:val="20"/>
           <w:szCs w:val="20"/>
         </w:rPr>
-        <w:t>Now try to find the best model you can build from scratch using the CNN Builder. Experiment with the number of convolutional blocks, filters, and training samples to maximize test accuracy. Report your best configuration and test accuracy. How does your best scratch-built model compare to the two models from Question 1, and what levers had the biggest impact?</w:t>
+        <w:t xml:space="preserve">Now try to find the best model you can build from scratch using the CNN Builder. Experiment with the number of convolutional blocks, filters, and training samples to maximize </w:t>
+      </w:r>
+      <w:r>
+        <w:rPr>
+          <w:b w:val="0"/>
+          <w:bCs w:val="0"/>
+          <w:color w:val="000000" w:themeColor="text1"/>
+          <w:sz w:val="20"/>
+          <w:szCs w:val="20"/>
+        </w:rPr>
+        <w:t>validation</w:t>
+      </w:r>
+      <w:r>
+        <w:rPr>
+          <w:b w:val="0"/>
+          <w:bCs w:val="0"/>
+          <w:color w:val="000000" w:themeColor="text1"/>
+          <w:sz w:val="20"/>
+          <w:szCs w:val="20"/>
+        </w:rPr>
+        <w:t xml:space="preserve"> accuracy. Report your best </w:t>
+      </w:r>
+      <w:r>
+        <w:rPr>
+          <w:b w:val="0"/>
+          <w:bCs w:val="0"/>
+          <w:color w:val="000000" w:themeColor="text1"/>
+          <w:sz w:val="20"/>
+          <w:szCs w:val="20"/>
+        </w:rPr>
+        <w:t>architecture</w:t>
+      </w:r>
+      <w:r>
+        <w:rPr>
+          <w:b w:val="0"/>
+          <w:bCs w:val="0"/>
+          <w:color w:val="000000" w:themeColor="text1"/>
+          <w:sz w:val="20"/>
+          <w:szCs w:val="20"/>
+        </w:rPr>
+        <w:t xml:space="preserve"> and </w:t>
+      </w:r>
+      <w:r>
+        <w:rPr>
+          <w:b w:val="0"/>
+          <w:bCs w:val="0"/>
+          <w:color w:val="000000" w:themeColor="text1"/>
+          <w:sz w:val="20"/>
+          <w:szCs w:val="20"/>
+        </w:rPr>
+        <w:t>validation</w:t>
+      </w:r>
+      <w:r>
+        <w:rPr>
+          <w:b w:val="0"/>
+          <w:bCs w:val="0"/>
+          <w:color w:val="000000" w:themeColor="text1"/>
+          <w:sz w:val="20"/>
+          <w:szCs w:val="20"/>
+        </w:rPr>
+        <w:t xml:space="preserve"> accuracy. </w:t>
       </w:r>
     </w:p>
     <w:p>
@@ -327,18 +423,28 @@
       <w:pPr>
         <w:pStyle w:val="Heading3"/>
         <w:rPr>
-          <w:b w:val="0"/>
-          <w:bCs w:val="0"/>
-          <w:color w:val="000000" w:themeColor="text1"/>
-          <w:sz w:val="20"/>
-          <w:szCs w:val="20"/>
-        </w:rPr>
-      </w:pPr>
-      <w:r>
-        <w:rPr>
-          <w:sz w:val="20"/>
-          <w:szCs w:val="20"/>
-        </w:rPr>
+          <w:sz w:val="20"/>
+          <w:szCs w:val="20"/>
+        </w:rPr>
+      </w:pPr>
+    </w:p>
+    <w:p>
+      <w:pPr>
+        <w:pStyle w:val="Heading3"/>
+        <w:rPr>
+          <w:b w:val="0"/>
+          <w:bCs w:val="0"/>
+          <w:color w:val="000000" w:themeColor="text1"/>
+          <w:sz w:val="20"/>
+          <w:szCs w:val="20"/>
+        </w:rPr>
+      </w:pPr>
+      <w:r>
+        <w:rPr>
+          <w:sz w:val="20"/>
+          <w:szCs w:val="20"/>
+        </w:rPr>
+        <w:lastRenderedPageBreak/>
         <w:t xml:space="preserve">Question 3. </w:t>
       </w:r>
       <w:r>
@@ -349,8 +455,102 @@
           <w:sz w:val="20"/>
           <w:szCs w:val="20"/>
         </w:rPr>
-        <w:t>Switch to the Transfer Learning tab. First train MobileNetV2 using the Frozen Backbone strategy with 300 samples, then train again using Fine-Tuning with 300 samples. Report the test accuracy for both. Comparing all three approaches — your best scratch-built CNN from Question 2, Frozen Backbone, and Fine-Tuning — which performs best and why?</w:t>
-      </w:r>
+        <w:t xml:space="preserve">Switch to the Transfer Learning tab. First train MobileNetV2 using the Frozen Backbone strategy with </w:t>
+      </w:r>
+      <w:r>
+        <w:rPr>
+          <w:b w:val="0"/>
+          <w:bCs w:val="0"/>
+          <w:color w:val="000000" w:themeColor="text1"/>
+          <w:sz w:val="20"/>
+          <w:szCs w:val="20"/>
+        </w:rPr>
+        <w:t>5</w:t>
+      </w:r>
+      <w:r>
+        <w:rPr>
+          <w:b w:val="0"/>
+          <w:bCs w:val="0"/>
+          <w:color w:val="000000" w:themeColor="text1"/>
+          <w:sz w:val="20"/>
+          <w:szCs w:val="20"/>
+        </w:rPr>
+        <w:t xml:space="preserve">00 samples, then train again using Fine-Tuning with </w:t>
+      </w:r>
+      <w:r>
+        <w:rPr>
+          <w:b w:val="0"/>
+          <w:bCs w:val="0"/>
+          <w:color w:val="000000" w:themeColor="text1"/>
+          <w:sz w:val="20"/>
+          <w:szCs w:val="20"/>
+        </w:rPr>
+        <w:t>5</w:t>
+      </w:r>
+      <w:r>
+        <w:rPr>
+          <w:b w:val="0"/>
+          <w:bCs w:val="0"/>
+          <w:color w:val="000000" w:themeColor="text1"/>
+          <w:sz w:val="20"/>
+          <w:szCs w:val="20"/>
+        </w:rPr>
+        <w:t xml:space="preserve">00 samples. Report the </w:t>
+      </w:r>
+      <w:r>
+        <w:rPr>
+          <w:b w:val="0"/>
+          <w:bCs w:val="0"/>
+          <w:color w:val="000000" w:themeColor="text1"/>
+          <w:sz w:val="20"/>
+          <w:szCs w:val="20"/>
+        </w:rPr>
+        <w:t>validation</w:t>
+      </w:r>
+      <w:r>
+        <w:rPr>
+          <w:b w:val="0"/>
+          <w:bCs w:val="0"/>
+          <w:color w:val="000000" w:themeColor="text1"/>
+          <w:sz w:val="20"/>
+          <w:szCs w:val="20"/>
+        </w:rPr>
+        <w:t xml:space="preserve"> accuracy for both. Comparing all three approaches — your best scratch-built CNN from Question 2, Frozen Backbone, and Fine-Tuning — which performs best</w:t>
+      </w:r>
+      <w:r>
+        <w:rPr>
+          <w:b w:val="0"/>
+          <w:bCs w:val="0"/>
+          <w:color w:val="000000" w:themeColor="text1"/>
+          <w:sz w:val="20"/>
+          <w:szCs w:val="20"/>
+        </w:rPr>
+        <w:t>? Explain why briefly.</w:t>
+      </w:r>
+    </w:p>
+    <w:p>
+      <w:pPr>
+        <w:rPr>
+          <w:sz w:val="20"/>
+          <w:szCs w:val="20"/>
+        </w:rPr>
+      </w:pPr>
+    </w:p>
+    <w:p>
+      <w:pPr>
+        <w:rPr>
+          <w:sz w:val="20"/>
+          <w:szCs w:val="20"/>
+        </w:rPr>
+      </w:pPr>
+    </w:p>
+    <w:p>
+      <w:pPr>
+        <w:rPr>
+          <w:sz w:val="20"/>
+          <w:szCs w:val="20"/>
+        </w:rPr>
+      </w:pPr>
     </w:p>
     <w:p>
       <w:pPr>
@@ -418,11 +618,198 @@
           <w:sz w:val="20"/>
           <w:szCs w:val="20"/>
         </w:rPr>
-        <w:t>A birding nonprofit is building an app to help volunteers identify three North American woodpecker species (Downy, Hairy, and Pileated) from field photos. The challenge: male and female Downy and Hairy woodpeckers look nearly identical except for a small patch of red on the male’s head, and volunteers photograph birds from varying distances and angles. The group has around 500 labeled photos. Based on your results in this assignment, would you recommend training from scratch or using transfer learning — and what CNN configuration would you choose? Which visual differences between these species do you think will be hardest for the model to learn, and why?</w:t>
-      </w:r>
-    </w:p>
-    <w:p>
-      <w:pPr>
+        <w:t>A birding nonprofit is building a</w:t>
+      </w:r>
+      <w:r>
+        <w:rPr>
+          <w:b w:val="0"/>
+          <w:bCs w:val="0"/>
+          <w:color w:val="000000" w:themeColor="text1"/>
+          <w:sz w:val="20"/>
+          <w:szCs w:val="20"/>
+        </w:rPr>
+        <w:t xml:space="preserve"> smartphone</w:t>
+      </w:r>
+      <w:r>
+        <w:rPr>
+          <w:b w:val="0"/>
+          <w:bCs w:val="0"/>
+          <w:color w:val="000000" w:themeColor="text1"/>
+          <w:sz w:val="20"/>
+          <w:szCs w:val="20"/>
+        </w:rPr>
+        <w:t xml:space="preserve"> app to help volunteers identify three North American woodpecker species (Downy, Hairy, and Pileated) from field photos. </w:t>
+      </w:r>
+      <w:r>
+        <w:rPr>
+          <w:b w:val="0"/>
+          <w:bCs w:val="0"/>
+          <w:color w:val="000000" w:themeColor="text1"/>
+          <w:sz w:val="20"/>
+          <w:szCs w:val="20"/>
+        </w:rPr>
+        <w:t>Examples are shown below.</w:t>
+      </w:r>
+    </w:p>
+    <w:p/>
+    <w:p>
+      <w:pPr>
+        <w:jc w:val="center"/>
+      </w:pPr>
+      <w:r>
+        <w:rPr>
+          <w:noProof/>
+          <w:sz w:val="20"/>
+          <w:szCs w:val="20"/>
+        </w:rPr>
+        <w:drawing>
+          <wp:inline distT="0" distB="0" distL="0" distR="0" wp14:anchorId="68276462" wp14:editId="68390C5E">
+            <wp:extent cx="3915178" cy="1740079"/>
+            <wp:effectExtent l="0" t="0" r="0" b="0"/>
+            <wp:docPr id="1871257202" name="Picture 2" descr="A bird on a branch&#10;&#10;AI-generated content may be incorrect."/>
+            <wp:cNvGraphicFramePr>
+              <a:graphicFrameLocks xmlns:a="http://schemas.openxmlformats.org/drawingml/2006/main" noChangeAspect="1"/>
+            </wp:cNvGraphicFramePr>
+            <a:graphic xmlns:a="http://schemas.openxmlformats.org/drawingml/2006/main">
+              <a:graphicData uri="http://schemas.openxmlformats.org/drawingml/2006/picture">
+                <pic:pic xmlns:pic="http://schemas.openxmlformats.org/drawingml/2006/picture">
+                  <pic:nvPicPr>
+                    <pic:cNvPr id="1871257202" name="Picture 2" descr="A bird on a branch&#10;&#10;AI-generated content may be incorrect."/>
+                    <pic:cNvPicPr/>
+                  </pic:nvPicPr>
+                  <pic:blipFill>
+                    <a:blip r:embed="rId6" cstate="print">
+                      <a:extLst>
+                        <a:ext uri="{28A0092B-C50C-407E-A947-70E740481C1C}">
+                          <a14:useLocalDpi xmlns:a14="http://schemas.microsoft.com/office/drawing/2010/main" val="0"/>
+                        </a:ext>
+                      </a:extLst>
+                    </a:blip>
+                    <a:stretch>
+                      <a:fillRect/>
+                    </a:stretch>
+                  </pic:blipFill>
+                  <pic:spPr>
+                    <a:xfrm>
+                      <a:off x="0" y="0"/>
+                      <a:ext cx="3947050" cy="1754244"/>
+                    </a:xfrm>
+                    <a:prstGeom prst="rect">
+                      <a:avLst/>
+                    </a:prstGeom>
+                  </pic:spPr>
+                </pic:pic>
+              </a:graphicData>
+            </a:graphic>
+          </wp:inline>
+        </w:drawing>
+      </w:r>
+    </w:p>
+    <w:p>
+      <w:pPr>
+        <w:pStyle w:val="Heading3"/>
+        <w:rPr>
+          <w:b w:val="0"/>
+          <w:bCs w:val="0"/>
+          <w:color w:val="000000" w:themeColor="text1"/>
+          <w:sz w:val="20"/>
+          <w:szCs w:val="20"/>
+        </w:rPr>
+      </w:pPr>
+      <w:r>
+        <w:rPr>
+          <w:b w:val="0"/>
+          <w:bCs w:val="0"/>
+          <w:color w:val="000000" w:themeColor="text1"/>
+          <w:sz w:val="20"/>
+          <w:szCs w:val="20"/>
+        </w:rPr>
+        <w:br/>
+      </w:r>
+      <w:r>
+        <w:rPr>
+          <w:b w:val="0"/>
+          <w:bCs w:val="0"/>
+          <w:color w:val="000000" w:themeColor="text1"/>
+          <w:sz w:val="20"/>
+          <w:szCs w:val="20"/>
+        </w:rPr>
+        <w:t xml:space="preserve">Based on </w:t>
+      </w:r>
+      <w:r>
+        <w:rPr>
+          <w:b w:val="0"/>
+          <w:bCs w:val="0"/>
+          <w:color w:val="000000" w:themeColor="text1"/>
+          <w:sz w:val="20"/>
+          <w:szCs w:val="20"/>
+        </w:rPr>
+        <w:t>your knowledge of computer vision, what advice would you give to the non-profit for building a reliable classifier</w:t>
+      </w:r>
+      <w:r>
+        <w:rPr>
+          <w:b w:val="0"/>
+          <w:bCs w:val="0"/>
+          <w:color w:val="000000" w:themeColor="text1"/>
+          <w:sz w:val="20"/>
+          <w:szCs w:val="20"/>
+        </w:rPr>
+        <w:t xml:space="preserve"> for their app</w:t>
+      </w:r>
+      <w:r>
+        <w:rPr>
+          <w:b w:val="0"/>
+          <w:bCs w:val="0"/>
+          <w:color w:val="000000" w:themeColor="text1"/>
+          <w:sz w:val="20"/>
+          <w:szCs w:val="20"/>
+        </w:rPr>
+        <w:t xml:space="preserve">? Comment briefly on data requirements, architecture, and training approach. (Many correct answers). </w:t>
+      </w:r>
+      <w:r>
+        <w:rPr>
+          <w:b w:val="0"/>
+          <w:bCs w:val="0"/>
+          <w:color w:val="000000" w:themeColor="text1"/>
+          <w:sz w:val="20"/>
+          <w:szCs w:val="20"/>
+        </w:rPr>
+        <w:br/>
+      </w:r>
+      <w:r>
+        <w:rPr>
+          <w:b w:val="0"/>
+          <w:bCs w:val="0"/>
+          <w:color w:val="000000" w:themeColor="text1"/>
+          <w:sz w:val="20"/>
+          <w:szCs w:val="20"/>
+        </w:rPr>
+        <w:br/>
+      </w:r>
+      <w:r>
+        <w:rPr>
+          <w:b w:val="0"/>
+          <w:bCs w:val="0"/>
+          <w:color w:val="000000" w:themeColor="text1"/>
+          <w:sz w:val="20"/>
+          <w:szCs w:val="20"/>
+        </w:rPr>
+        <w:br/>
+      </w:r>
+      <w:r>
+        <w:rPr>
+          <w:b w:val="0"/>
+          <w:bCs w:val="0"/>
+          <w:color w:val="000000" w:themeColor="text1"/>
+          <w:sz w:val="20"/>
+          <w:szCs w:val="20"/>
+        </w:rPr>
+        <w:br/>
+      </w:r>
+    </w:p>
+    <w:p>
+      <w:pPr>
+        <w:jc w:val="center"/>
         <w:rPr>
           <w:sz w:val="20"/>
           <w:szCs w:val="20"/>
@@ -1051,7 +1438,6 @@
   <w:style w:type="character" w:default="1" w:styleId="DefaultParagraphFont">
     <w:name w:val="Default Paragraph Font"/>
     <w:uiPriority w:val="1"/>
-    <w:semiHidden/>
     <w:unhideWhenUsed/>
   </w:style>
   <w:style w:type="table" w:default="1" w:styleId="TableNormal">

--- a/Assignments/Week5_Assignment.docx
+++ b/Assignments/Week5_Assignment.docx
@@ -69,7 +69,19 @@
           <w:sz w:val="24"/>
           <w:szCs w:val="24"/>
         </w:rPr>
-        <w:t>Animal Image Classification</w:t>
+        <w:t xml:space="preserve">Image </w:t>
+      </w:r>
+      <w:r>
+        <w:rPr>
+          <w:b w:val="0"/>
+          <w:bCs w:val="0"/>
+          <w:i/>
+          <w:iCs/>
+          <w:color w:val="000000" w:themeColor="text1"/>
+          <w:sz w:val="24"/>
+          <w:szCs w:val="24"/>
+        </w:rPr>
+        <w:t>Recognition</w:t>
       </w:r>
     </w:p>
     <w:p>
@@ -104,7 +116,27 @@
           <w:sz w:val="20"/>
           <w:szCs w:val="20"/>
         </w:rPr>
-        <w:t xml:space="preserve">This assignment focuses on image classification using convolutional neural networks. Explore the </w:t>
+        <w:t xml:space="preserve">This assignment focuses on image classification using convolutional neural networks. </w:t>
+      </w:r>
+      <w:r>
+        <w:rPr>
+          <w:b w:val="0"/>
+          <w:bCs w:val="0"/>
+          <w:color w:val="000000" w:themeColor="text1"/>
+          <w:sz w:val="20"/>
+          <w:szCs w:val="20"/>
+        </w:rPr>
+        <w:t xml:space="preserve">We will use the MobileNetV2 CNN, which is a lightweight and efficient network developed by Google and is commonly used in smartphone apps. </w:t>
+      </w:r>
+      <w:r>
+        <w:rPr>
+          <w:b w:val="0"/>
+          <w:bCs w:val="0"/>
+          <w:color w:val="000000" w:themeColor="text1"/>
+          <w:sz w:val="20"/>
+          <w:szCs w:val="20"/>
+        </w:rPr>
+        <w:t xml:space="preserve">Explore the </w:t>
       </w:r>
       <w:hyperlink r:id="rId5" w:history="1">
         <w:r>
@@ -725,15 +757,6 @@
           <w:szCs w:val="20"/>
         </w:rPr>
         <w:br/>
-      </w:r>
-      <w:r>
-        <w:rPr>
-          <w:b w:val="0"/>
-          <w:bCs w:val="0"/>
-          <w:color w:val="000000" w:themeColor="text1"/>
-          <w:sz w:val="20"/>
-          <w:szCs w:val="20"/>
-        </w:rPr>
         <w:t xml:space="preserve">Based on </w:t>
       </w:r>
       <w:r>
@@ -764,7 +787,27 @@
           <w:sz w:val="20"/>
           <w:szCs w:val="20"/>
         </w:rPr>
-        <w:t xml:space="preserve">? Comment briefly on data requirements, architecture, and training approach. (Many correct answers). </w:t>
+        <w:t xml:space="preserve">? Comment briefly on data, architecture, and </w:t>
+      </w:r>
+      <w:r>
+        <w:rPr>
+          <w:b w:val="0"/>
+          <w:bCs w:val="0"/>
+          <w:color w:val="000000" w:themeColor="text1"/>
+          <w:sz w:val="20"/>
+          <w:szCs w:val="20"/>
+        </w:rPr>
+        <w:t xml:space="preserve">your </w:t>
+      </w:r>
+      <w:r>
+        <w:rPr>
+          <w:b w:val="0"/>
+          <w:bCs w:val="0"/>
+          <w:color w:val="000000" w:themeColor="text1"/>
+          <w:sz w:val="20"/>
+          <w:szCs w:val="20"/>
+        </w:rPr>
+        <w:t xml:space="preserve">training approach. (Many correct answers). </w:t>
       </w:r>
       <w:r>
         <w:rPr>
@@ -1438,6 +1481,7 @@
   <w:style w:type="character" w:default="1" w:styleId="DefaultParagraphFont">
     <w:name w:val="Default Paragraph Font"/>
     <w:uiPriority w:val="1"/>
+    <w:semiHidden/>
     <w:unhideWhenUsed/>
   </w:style>
   <w:style w:type="table" w:default="1" w:styleId="TableNormal">
